--- a/docs/coursework/Задание_на_курсовой_проект.docx
+++ b/docs/coursework/Задание_на_курсовой_проект.docx
@@ -487,7 +487,7 @@
           <w:rFonts w:ascii="Times New Roman" w:hAnsi="Times New Roman" w:cs="Times New Roman"/>
           <w:sz w:val="24"/>
         </w:rPr>
-        <w:t>Тема: «Разработка программного комплекса для интернет-магазина продуктов «Nectar»».</w:t>
+        <w:t>Тема: «Разработка программного комплекса для интернет-магазина продуктов «Нектар»».</w:t>
       </w:r>
       <w:proofErr w:type="spellStart"/>
       <w:proofErr w:type="spellEnd"/>
